--- a/SYNTHESE_FONCTIONNELLE.docx
+++ b/SYNTHESE_FONCTIONNELLE.docx
@@ -799,26 +799,45 @@
           <w:sz w:val="22"/>
           <w:szCs w:val="22"/>
         </w:rPr>
-        <w:t xml:space="preserve">Sur une case jamais planifiée, si le salarié a un roulement en cours, un raccourci permet de l'appliquer directement, de la semaine cliquée jusqu'à la fin de la période affichée.</w:t>
-      </w:r>
-    </w:p>
-    <w:p>
-      <w:pPr>
-        <w:pStyle w:val="ListParagraph"/>
-        <w:numPr>
-          <w:ilvl w:val="0"/>
-          <w:numId w:val="2"/>
-        </w:numPr>
-        <w:spacing w:after="100" w:line="290"/>
-        <w:jc w:val="both"/>
-      </w:pPr>
-      <w:r>
-        <w:rPr>
-          <w:color w:val="334155"/>
-          <w:sz w:val="22"/>
-          <w:szCs w:val="22"/>
-        </w:rPr>
-        <w:t xml:space="preserve">Il est également possible de sélectionner plusieurs salariés à la fois (sur un même jour) pour appliquer en une seule action le roulement en cours de chacun ; un récapitulatif indique qui sera planifié, qui est déjà planifié (donc ignoré) et qui n'a pas de roulement assigné.</w:t>
+        <w:t xml:space="preserve">Sur une case jamais planifiée, si le salarié a un roulement en cours, un raccourci permet de l'appliquer directement, sur les semaines du motif à partir de la semaine cliquée.</w:t>
+      </w:r>
+    </w:p>
+    <w:p>
+      <w:pPr>
+        <w:pStyle w:val="ListParagraph"/>
+        <w:numPr>
+          <w:ilvl w:val="0"/>
+          <w:numId w:val="2"/>
+        </w:numPr>
+        <w:spacing w:after="100" w:line="290"/>
+        <w:jc w:val="both"/>
+      </w:pPr>
+      <w:r>
+        <w:rPr>
+          <w:color w:val="334155"/>
+          <w:sz w:val="22"/>
+          <w:szCs w:val="22"/>
+        </w:rPr>
+        <w:t xml:space="preserve">Si le roulement porte sur plusieurs semaines, un sélecteur permet de choisir la semaine du motif à partir de laquelle démarrer (ex. un roulement sur 4 semaines : démarrer à la semaine 3 n'applique que les semaines 3 et 4 du motif, sur les 2 semaines calendaires suivant la case cliquée) — utile pour reprendre un roulement en cours de cycle, sans repartir systématiquement de sa première semaine (retour client du 22/09).</w:t>
+      </w:r>
+    </w:p>
+    <w:p>
+      <w:pPr>
+        <w:pStyle w:val="ListParagraph"/>
+        <w:numPr>
+          <w:ilvl w:val="0"/>
+          <w:numId w:val="2"/>
+        </w:numPr>
+        <w:spacing w:after="100" w:line="290"/>
+        <w:jc w:val="both"/>
+      </w:pPr>
+      <w:r>
+        <w:rPr>
+          <w:color w:val="334155"/>
+          <w:sz w:val="22"/>
+          <w:szCs w:val="22"/>
+        </w:rPr>
+        <w:t xml:space="preserve">Il est également possible de sélectionner plusieurs salariés à la fois (sur un même jour) pour appliquer en une seule action le roulement en cours de chacun, avec le même sélecteur de semaine de départ (borné par le roulement le plus long parmi les salariés sélectionnés) ; un récapitulatif indique qui sera planifié, qui est déjà planifié (donc ignoré), qui n'a pas de roulement assigné, et qui a un roulement plus court que la semaine de départ choisie (donc également ignoré).</w:t>
       </w:r>
     </w:p>
     <w:p>

--- a/SYNTHESE_FONCTIONNELLE.docx
+++ b/SYNTHESE_FONCTIONNELLE.docx
@@ -818,26 +818,26 @@
           <w:sz w:val="22"/>
           <w:szCs w:val="22"/>
         </w:rPr>
-        <w:t xml:space="preserve">Si le roulement porte sur plusieurs semaines, un sélecteur permet de choisir la semaine du motif à partir de laquelle démarrer (ex. un roulement sur 4 semaines : démarrer à la semaine 3 n'applique que les semaines 3 et 4 du motif, sur les 2 semaines calendaires suivant la case cliquée) — utile pour reprendre un roulement en cours de cycle, sans repartir systématiquement de sa première semaine (retour client du 22/09).</w:t>
-      </w:r>
-    </w:p>
-    <w:p>
-      <w:pPr>
-        <w:pStyle w:val="ListParagraph"/>
-        <w:numPr>
-          <w:ilvl w:val="0"/>
-          <w:numId w:val="2"/>
-        </w:numPr>
-        <w:spacing w:after="100" w:line="290"/>
-        <w:jc w:val="both"/>
-      </w:pPr>
-      <w:r>
-        <w:rPr>
-          <w:color w:val="334155"/>
-          <w:sz w:val="22"/>
-          <w:szCs w:val="22"/>
-        </w:rPr>
-        <w:t xml:space="preserve">Il est également possible de sélectionner plusieurs salariés à la fois (sur un même jour) pour appliquer en une seule action le roulement en cours de chacun, avec le même sélecteur de semaine de départ (borné par le roulement le plus long parmi les salariés sélectionnés) ; un récapitulatif indique qui sera planifié, qui est déjà planifié (donc ignoré), qui n'a pas de roulement assigné, et qui a un roulement plus court que la semaine de départ choisie (donc également ignoré).</w:t>
+        <w:t xml:space="preserve">Si le roulement porte sur plusieurs semaines, un second clic sur le raccourci (plutôt qu'une application immédiate) révèle un sélecteur pour choisir la semaine du motif à partir de laquelle démarrer (ex. un roulement sur 4 semaines : démarrer à la semaine 3 n'applique que les semaines 3 et 4 du motif, sur les 2 semaines calendaires suivant la case cliquée) — utile pour reprendre un roulement en cours de cycle, sans repartir systématiquement de sa première semaine. Ce sélecteur ne prend de la place à l'écran qu'après ce second clic, plutôt que d'être affiché d'emblée (retours client du 22/09).</w:t>
+      </w:r>
+    </w:p>
+    <w:p>
+      <w:pPr>
+        <w:pStyle w:val="ListParagraph"/>
+        <w:numPr>
+          <w:ilvl w:val="0"/>
+          <w:numId w:val="2"/>
+        </w:numPr>
+        <w:spacing w:after="100" w:line="290"/>
+        <w:jc w:val="both"/>
+      </w:pPr>
+      <w:r>
+        <w:rPr>
+          <w:color w:val="334155"/>
+          <w:sz w:val="22"/>
+          <w:szCs w:val="22"/>
+        </w:rPr>
+        <w:t xml:space="preserve">Il est également possible de sélectionner plusieurs salariés à la fois (sur un même jour) pour appliquer en une seule action le roulement en cours de chacun, avec le même principe de sélecteur de semaine de départ révélé au second clic (borné par le roulement le plus long parmi les salariés sélectionnés) ; un récapitulatif indique qui sera planifié, qui est déjà planifié (donc ignoré), qui n'a pas de roulement assigné, et qui a un roulement plus court que la semaine de départ choisie (donc également ignoré).</w:t>
       </w:r>
     </w:p>
     <w:p>

--- a/SYNTHESE_FONCTIONNELLE.docx
+++ b/SYNTHESE_FONCTIONNELLE.docx
@@ -837,7 +837,7 @@
           <w:sz w:val="22"/>
           <w:szCs w:val="22"/>
         </w:rPr>
-        <w:t xml:space="preserve">Il est également possible de sélectionner plusieurs salariés à la fois (sur un même jour) pour appliquer en une seule action le roulement en cours de chacun, avec le même principe de sélecteur de semaine de départ révélé au second clic (borné par le roulement le plus long parmi les salariés sélectionnés) ; un récapitulatif indique qui sera planifié, qui est déjà planifié (donc ignoré), qui n'a pas de roulement assigné, et qui a un roulement plus court que la semaine de départ choisie (donc également ignoré).</w:t>
+        <w:t xml:space="preserve">Il est également possible de sélectionner plusieurs salariés à la fois (sur un même jour) pour appliquer en une seule action le roulement en cours de chacun ; un récapitulatif indique qui sera planifié, qui est déjà planifié (donc ignoré) et qui n'a pas de roulement assigné. Dans ce cas, le sélecteur de semaine de départ n'est volontairement pas proposé (toujours la semaine 1 du motif de chacun) : les salariés sélectionnés peuvent avoir des roulements de longueurs différentes, un même choix de semaine de départ serait ambigu d'un salarié à l'autre.</w:t>
       </w:r>
     </w:p>
     <w:p>

--- a/SYNTHESE_FONCTIONNELLE.docx
+++ b/SYNTHESE_FONCTIONNELLE.docx
@@ -653,7 +653,7 @@
           <w:sz w:val="22"/>
           <w:szCs w:val="22"/>
         </w:rPr>
-        <w:t xml:space="preserve"> (ex. Absence temporaire, Heures supplémentaires) : au moment de poser le code, l'utilisateur saisit une plage horaire libre. La partie de cette plage qui chevauche le code de travail est déduite des heures du jour, la partie en dehors est ajoutée. L'écart (+ ou − nombre d'heures) est affiché explicitement. Pour éviter toute ambiguïté, la plage saisie doit être </w:t>
+        <w:t xml:space="preserve"> (ex. Absence temporaire, Heures supplémentaires) : au moment de poser le code, l'utilisateur saisit une ou plusieurs plages horaires libres (une plage par défaut, avec un lien « + Ajouter une plage » pour en saisir d'autres — ex. une arrivée anticipée et un départ tardif le même jour). Pour chaque plage, la partie qui chevauche le code de travail est déduite des heures du jour, la partie en dehors est ajoutée ; l'écart total (+ ou − nombre d'heures, somme de toutes les plages) est affiché explicitement. Pour éviter toute ambiguïté, chaque plage saisie doit être </w:t>
       </w:r>
       <w:r>
         <w:rPr>

--- a/SYNTHESE_FONCTIONNELLE.docx
+++ b/SYNTHESE_FONCTIONNELLE.docx
@@ -300,7 +300,61 @@
           <w:sz w:val="22"/>
           <w:szCs w:val="22"/>
         </w:rPr>
-        <w:t xml:space="preserve"> : un sélecteur en haut de l'écran permet de n'afficher que certains salariés :</w:t>
+        <w:t xml:space="preserve"> (retour client du 22/09) : un bouton « Filtres » en haut de l'écran ouvre une fenêtre à critères combinables, inspirée du filtre de recherche d'offres d'HelloWork, pour répondre au besoin de croiser plusieurs critères à la fois (ex. Contrat actif </w:t>
+      </w:r>
+      <w:r>
+        <w:rPr>
+          <w:b/>
+          <w:bCs/>
+          <w:color w:val="334155"/>
+          <w:sz w:val="22"/>
+          <w:szCs w:val="22"/>
+        </w:rPr>
+        <w:t xml:space="preserve">et</w:t>
+      </w:r>
+      <w:r>
+        <w:rPr>
+          <w:color w:val="334155"/>
+          <w:sz w:val="22"/>
+          <w:szCs w:val="22"/>
+        </w:rPr>
+        <w:t xml:space="preserve"> Présent, ou Contrat actif </w:t>
+      </w:r>
+      <w:r>
+        <w:rPr>
+          <w:b/>
+          <w:bCs/>
+          <w:color w:val="334155"/>
+          <w:sz w:val="22"/>
+          <w:szCs w:val="22"/>
+        </w:rPr>
+        <w:t xml:space="preserve">et</w:t>
+      </w:r>
+      <w:r>
+        <w:rPr>
+          <w:color w:val="334155"/>
+          <w:sz w:val="22"/>
+          <w:szCs w:val="22"/>
+        </w:rPr>
+        <w:t xml:space="preserve"> (Présent </w:t>
+      </w:r>
+      <w:r>
+        <w:rPr>
+          <w:b/>
+          <w:bCs/>
+          <w:color w:val="334155"/>
+          <w:sz w:val="22"/>
+          <w:szCs w:val="22"/>
+        </w:rPr>
+        <w:t xml:space="preserve">ou</w:t>
+      </w:r>
+      <w:r>
+        <w:rPr>
+          <w:color w:val="334155"/>
+          <w:sz w:val="22"/>
+          <w:szCs w:val="22"/>
+        </w:rPr>
+        <w:t xml:space="preserve"> Non présent)) :</w:t>
       </w:r>
     </w:p>
     <w:p>
@@ -315,13 +369,21 @@
       </w:pPr>
       <w:r>
         <w:rPr>
-          <w:i/>
-          <w:iCs/>
-          <w:color w:val="334155"/>
-          <w:sz w:val="22"/>
-          <w:szCs w:val="22"/>
-        </w:rPr>
-        <w:t xml:space="preserve">Tous</w:t>
+          <w:b/>
+          <w:bCs/>
+          <w:color w:val="334155"/>
+          <w:sz w:val="22"/>
+          <w:szCs w:val="22"/>
+        </w:rPr>
+        <w:t xml:space="preserve">Contrat</w:t>
+      </w:r>
+      <w:r>
+        <w:rPr>
+          <w:color w:val="334155"/>
+          <w:sz w:val="22"/>
+          <w:szCs w:val="22"/>
+        </w:rPr>
+        <w:t xml:space="preserve"> : Actif / Inactif.</w:t>
       </w:r>
     </w:p>
     <w:p>
@@ -336,21 +398,21 @@
       </w:pPr>
       <w:r>
         <w:rPr>
-          <w:i/>
-          <w:iCs/>
-          <w:color w:val="334155"/>
-          <w:sz w:val="22"/>
-          <w:szCs w:val="22"/>
-        </w:rPr>
-        <w:t xml:space="preserve">Présents</w:t>
-      </w:r>
-      <w:r>
-        <w:rPr>
-          <w:color w:val="334155"/>
-          <w:sz w:val="22"/>
-          <w:szCs w:val="22"/>
-        </w:rPr>
-        <w:t xml:space="preserve"> (contrat actif et indiqué comme présent)</w:t>
+          <w:b/>
+          <w:bCs/>
+          <w:color w:val="334155"/>
+          <w:sz w:val="22"/>
+          <w:szCs w:val="22"/>
+        </w:rPr>
+        <w:t xml:space="preserve">Présence</w:t>
+      </w:r>
+      <w:r>
+        <w:rPr>
+          <w:color w:val="334155"/>
+          <w:sz w:val="22"/>
+          <w:szCs w:val="22"/>
+        </w:rPr>
+        <w:t xml:space="preserve"> : Présent / Non présent.</w:t>
       </w:r>
     </w:p>
     <w:p>
@@ -365,21 +427,21 @@
       </w:pPr>
       <w:r>
         <w:rPr>
-          <w:i/>
-          <w:iCs/>
-          <w:color w:val="334155"/>
-          <w:sz w:val="22"/>
-          <w:szCs w:val="22"/>
-        </w:rPr>
-        <w:t xml:space="preserve">Non présents</w:t>
-      </w:r>
-      <w:r>
-        <w:rPr>
-          <w:color w:val="334155"/>
-          <w:sz w:val="22"/>
-          <w:szCs w:val="22"/>
-        </w:rPr>
-        <w:t xml:space="preserve"> (contrat actif mais indiqué comme absent)</w:t>
+          <w:b/>
+          <w:bCs/>
+          <w:color w:val="334155"/>
+          <w:sz w:val="22"/>
+          <w:szCs w:val="22"/>
+        </w:rPr>
+        <w:t xml:space="preserve">Manager</w:t>
+      </w:r>
+      <w:r>
+        <w:rPr>
+          <w:color w:val="334155"/>
+          <w:sz w:val="22"/>
+          <w:szCs w:val="22"/>
+        </w:rPr>
+        <w:t xml:space="preserve"> : Sans manager / Maîtresse de maison / IDEC.</w:t>
       </w:r>
     </w:p>
     <w:p>
@@ -394,31 +456,21 @@
       </w:pPr>
       <w:r>
         <w:rPr>
-          <w:i/>
-          <w:iCs/>
-          <w:color w:val="334155"/>
-          <w:sz w:val="22"/>
-          <w:szCs w:val="22"/>
-        </w:rPr>
-        <w:t xml:space="preserve">Contrat actif</w:t>
-      </w:r>
-      <w:r>
-        <w:rPr>
-          <w:color w:val="334155"/>
-          <w:sz w:val="22"/>
-          <w:szCs w:val="22"/>
-        </w:rPr>
-        <w:t xml:space="preserve"> / </w:t>
-      </w:r>
-      <w:r>
-        <w:rPr>
-          <w:i/>
-          <w:iCs/>
-          <w:color w:val="334155"/>
-          <w:sz w:val="22"/>
-          <w:szCs w:val="22"/>
-        </w:rPr>
-        <w:t xml:space="preserve">Contrat inactif</w:t>
+          <w:b/>
+          <w:bCs/>
+          <w:color w:val="334155"/>
+          <w:sz w:val="22"/>
+          <w:szCs w:val="22"/>
+        </w:rPr>
+        <w:t xml:space="preserve">Service</w:t>
+      </w:r>
+      <w:r>
+        <w:rPr>
+          <w:color w:val="334155"/>
+          <w:sz w:val="22"/>
+          <w:szCs w:val="22"/>
+        </w:rPr>
+        <w:t xml:space="preserve">.</w:t>
       </w:r>
     </w:p>
     <w:p>
@@ -433,39 +485,78 @@
       </w:pPr>
       <w:r>
         <w:rPr>
-          <w:i/>
-          <w:iCs/>
-          <w:color w:val="334155"/>
-          <w:sz w:val="22"/>
-          <w:szCs w:val="22"/>
-        </w:rPr>
-        <w:t xml:space="preserve">Avec planning</w:t>
-      </w:r>
-      <w:r>
-        <w:rPr>
-          <w:color w:val="334155"/>
-          <w:sz w:val="22"/>
-          <w:szCs w:val="22"/>
-        </w:rPr>
-        <w:t xml:space="preserve"> / </w:t>
-      </w:r>
-      <w:r>
-        <w:rPr>
-          <w:i/>
-          <w:iCs/>
-          <w:color w:val="334155"/>
-          <w:sz w:val="22"/>
-          <w:szCs w:val="22"/>
-        </w:rPr>
-        <w:t xml:space="preserve">Sans planning</w:t>
-      </w:r>
-      <w:r>
-        <w:rPr>
-          <w:color w:val="334155"/>
-          <w:sz w:val="22"/>
-          <w:szCs w:val="22"/>
-        </w:rPr>
-        <w:t xml:space="preserve"> — ces deux derniers filtres sont recalculés automatiquement selon la période affichée : un salarié peut apparaître ou disparaître selon la période consultée.</w:t>
+          <w:b/>
+          <w:bCs/>
+          <w:color w:val="334155"/>
+          <w:sz w:val="22"/>
+          <w:szCs w:val="22"/>
+        </w:rPr>
+        <w:t xml:space="preserve">Planning (période affichée)</w:t>
+      </w:r>
+      <w:r>
+        <w:rPr>
+          <w:color w:val="334155"/>
+          <w:sz w:val="22"/>
+          <w:szCs w:val="22"/>
+        </w:rPr>
+        <w:t xml:space="preserve"> : Avec planning / Sans planning — recalculé automatiquement selon la période affichée, un salarié peut apparaître ou disparaître selon la période consultée.</w:t>
+      </w:r>
+    </w:p>
+    <w:p>
+      <w:pPr>
+        <w:pStyle w:val="ListParagraph"/>
+        <w:numPr>
+          <w:ilvl w:val="1"/>
+          <w:numId w:val="2"/>
+        </w:numPr>
+        <w:spacing w:after="100" w:line="290"/>
+        <w:jc w:val="both"/>
+      </w:pPr>
+      <w:r>
+        <w:rPr>
+          <w:color w:val="334155"/>
+          <w:sz w:val="22"/>
+          <w:szCs w:val="22"/>
+        </w:rPr>
+        <w:t xml:space="preserve">Les valeurs cochées dans un même critère se combinent en OU (ex. Présent ou Non présent affiche tout le monde sur ce critère) ; les critères entre eux se combinent en ET. Un compteur en bas de la fenêtre indique en direct le nombre de salariés affichés.</w:t>
+      </w:r>
+    </w:p>
+    <w:p>
+      <w:pPr>
+        <w:pStyle w:val="ListParagraph"/>
+        <w:numPr>
+          <w:ilvl w:val="1"/>
+          <w:numId w:val="2"/>
+        </w:numPr>
+        <w:spacing w:after="100" w:line="290"/>
+        <w:jc w:val="both"/>
+      </w:pPr>
+      <w:r>
+        <w:rPr>
+          <w:color w:val="334155"/>
+          <w:sz w:val="22"/>
+          <w:szCs w:val="22"/>
+        </w:rPr>
+        <w:t xml:space="preserve">Les filtres actifs s'affichent sous forme de jetons retirables individuellement sous la barre d'en-tête, avec un lien « Réinitialiser » dès que plusieurs sont actifs.</w:t>
+      </w:r>
+    </w:p>
+    <w:p>
+      <w:pPr>
+        <w:pStyle w:val="ListParagraph"/>
+        <w:numPr>
+          <w:ilvl w:val="1"/>
+          <w:numId w:val="2"/>
+        </w:numPr>
+        <w:spacing w:after="100" w:line="290"/>
+        <w:jc w:val="both"/>
+      </w:pPr>
+      <w:r>
+        <w:rPr>
+          <w:color w:val="334155"/>
+          <w:sz w:val="22"/>
+          <w:szCs w:val="22"/>
+        </w:rPr>
+        <w:t xml:space="preserve">Utilisable aussi bien par un utilisateur restreint à son service que par l'administrateur, qui voit tous les salariés par défaut et peut vouloir se concentrer sur un sous-ensemble.</w:t>
       </w:r>
     </w:p>
     <w:p>

--- a/SYNTHESE_FONCTIONNELLE.docx
+++ b/SYNTHESE_FONCTIONNELLE.docx
@@ -1665,7 +1665,7 @@
           <w:sz w:val="22"/>
           <w:szCs w:val="22"/>
         </w:rPr>
-        <w:t xml:space="preserve">Une fiche salarié comporte : matricule, nom, prénom, service, type de contrat (CDD/CDI) et son caractère actif ou non, responsable hiérarchique optionnel, statut de présence, et éventuellement un compte utilisateur associé.</w:t>
+        <w:t xml:space="preserve">Une fiche salarié comporte : matricule, nom, prénom, service, type de contrat (CDD/CDI) et son caractère actif ou non, responsable hiérarchique optionnel, statut de présence. Aucune création de compte utilisateur depuis cet écran : le salarié n'a pas de compte (cf. décision ci-dessous), et la création d'un compte se fait exclusivement depuis l'écran Utilisateurs.</w:t>
       </w:r>
     </w:p>
     <w:p>
